--- a/Инструкция пользователя и документация Primo RPA.docx
+++ b/Инструкция пользователя и документация Primo RPA.docx
@@ -649,31 +649,55 @@
     </w:p>
     <w:tbl>
       <w:tblPr>
-        <w:tblW w:w="0" w:type="auto"/>
+        <w:tblW w:w="8871" w:type="dxa"/>
+        <w:tblLayout w:type="fixed"/>
         <w:tblLook w:val="04A0" w:firstRow="1" w:lastRow="0" w:firstColumn="1" w:lastColumn="0" w:noHBand="0" w:noVBand="1"/>
       </w:tblPr>
       <w:tblGrid>
-        <w:gridCol w:w="2564"/>
-        <w:gridCol w:w="1694"/>
-        <w:gridCol w:w="4598"/>
+        <w:gridCol w:w="2660"/>
+        <w:gridCol w:w="1984"/>
+        <w:gridCol w:w="3991"/>
+        <w:gridCol w:w="236"/>
       </w:tblGrid>
       <w:tr>
         <w:tc>
           <w:tcPr>
-            <w:tcW w:w="2880" w:type="dxa"/>
+            <w:tcW w:w="2660" w:type="dxa"/>
           </w:tcPr>
           <w:p>
+            <w:proofErr w:type="spellStart"/>
             <w:r>
               <w:rPr>
                 <w:b/>
               </w:rPr>
-              <w:t>Параметр (Ключ)</w:t>
+              <w:t>Параметр</w:t>
+            </w:r>
+            <w:proofErr w:type="spellEnd"/>
+            <w:r>
+              <w:rPr>
+                <w:b/>
+              </w:rPr>
+              <w:t xml:space="preserve"> (</w:t>
+            </w:r>
+            <w:proofErr w:type="spellStart"/>
+            <w:r>
+              <w:rPr>
+                <w:b/>
+              </w:rPr>
+              <w:t>Ключ</w:t>
+            </w:r>
+            <w:proofErr w:type="spellEnd"/>
+            <w:r>
+              <w:rPr>
+                <w:b/>
+              </w:rPr>
+              <w:t>)</w:t>
             </w:r>
           </w:p>
         </w:tc>
         <w:tc>
           <w:tcPr>
-            <w:tcW w:w="2880" w:type="dxa"/>
+            <w:tcW w:w="1984" w:type="dxa"/>
           </w:tcPr>
           <w:p>
             <w:r>
@@ -686,7 +710,7 @@
         </w:tc>
         <w:tc>
           <w:tcPr>
-            <w:tcW w:w="2880" w:type="dxa"/>
+            <w:tcW w:w="3991" w:type="dxa"/>
           </w:tcPr>
           <w:p>
             <w:r>
@@ -695,13 +719,25 @@
               </w:rPr>
               <w:t>Пример значения</w:t>
             </w:r>
+          </w:p>
+        </w:tc>
+        <w:tc>
+          <w:tcPr>
+            <w:tcW w:w="236" w:type="dxa"/>
+          </w:tcPr>
+          <w:p>
+            <w:pPr>
+              <w:rPr>
+                <w:b/>
+              </w:rPr>
+            </w:pPr>
           </w:p>
         </w:tc>
       </w:tr>
       <w:tr>
         <w:tc>
           <w:tcPr>
-            <w:tcW w:w="2880" w:type="dxa"/>
+            <w:tcW w:w="2660" w:type="dxa"/>
           </w:tcPr>
           <w:p>
             <w:pPr>
@@ -723,7 +759,7 @@
         </w:tc>
         <w:tc>
           <w:tcPr>
-            <w:tcW w:w="2880" w:type="dxa"/>
+            <w:tcW w:w="1984" w:type="dxa"/>
           </w:tcPr>
           <w:p>
             <w:pPr>
@@ -735,20 +771,13 @@
               <w:rPr>
                 <w:lang w:val="ru-RU"/>
               </w:rPr>
-              <w:t xml:space="preserve">Путь к общей корневой папке с каталогами </w:t>
-            </w:r>
-            <w:r>
-              <w:rPr>
-                <w:lang w:val="ru-RU"/>
-              </w:rPr>
-              <w:lastRenderedPageBreak/>
-              <w:t>шахт</w:t>
+              <w:t>Путь к общей корневой папке с каталогами шахт</w:t>
             </w:r>
           </w:p>
         </w:tc>
         <w:tc>
           <w:tcPr>
-            <w:tcW w:w="2880" w:type="dxa"/>
+            <w:tcW w:w="3991" w:type="dxa"/>
           </w:tcPr>
           <w:p>
             <w:pPr>
@@ -759,35 +788,9 @@
             <w:r>
               <w:rPr>
                 <w:i/>
-              </w:rPr>
-              <w:lastRenderedPageBreak/>
-              <w:t>C</w:t>
-            </w:r>
-            <w:r>
-              <w:rPr>
-                <w:i/>
                 <w:lang w:val="ru-RU"/>
               </w:rPr>
-              <w:t>:\</w:t>
-            </w:r>
-            <w:r>
-              <w:rPr>
-                <w:i/>
-              </w:rPr>
-              <w:t>RPA</w:t>
-            </w:r>
-            <w:r>
-              <w:rPr>
-                <w:i/>
-                <w:lang w:val="ru-RU"/>
-              </w:rPr>
-              <w:t>_</w:t>
-            </w:r>
-            <w:r>
-              <w:rPr>
-                <w:i/>
-              </w:rPr>
-              <w:t>Work</w:t>
+              <w:t>…</w:t>
             </w:r>
             <w:r>
               <w:rPr>
@@ -801,29 +804,28 @@
                 <w:i/>
                 <w:lang w:val="ru-RU"/>
               </w:rPr>
-              <w:t>Евраз</w:t>
+              <w:t>Евраз (необходим абсолютный путь)</w:t>
             </w:r>
-            <w:r>
+          </w:p>
+        </w:tc>
+        <w:tc>
+          <w:tcPr>
+            <w:tcW w:w="236" w:type="dxa"/>
+          </w:tcPr>
+          <w:p>
+            <w:pPr>
               <w:rPr>
                 <w:i/>
                 <w:lang w:val="ru-RU"/>
               </w:rPr>
-              <w:t xml:space="preserve"> </w:t>
-            </w:r>
-            <w:r>
-              <w:rPr>
-                <w:i/>
-                <w:lang w:val="ru-RU"/>
-              </w:rPr>
-              <w:t>(необходим абсолютный путь)</w:t>
-            </w:r>
+            </w:pPr>
           </w:p>
         </w:tc>
       </w:tr>
       <w:tr>
         <w:tc>
           <w:tcPr>
-            <w:tcW w:w="2880" w:type="dxa"/>
+            <w:tcW w:w="2660" w:type="dxa"/>
           </w:tcPr>
           <w:p>
             <w:pPr>
@@ -838,6 +840,7 @@
                 <w:b/>
                 <w:bCs/>
               </w:rPr>
+              <w:lastRenderedPageBreak/>
               <w:t>preferencesPath</w:t>
             </w:r>
             <w:proofErr w:type="spellEnd"/>
@@ -845,7 +848,7 @@
         </w:tc>
         <w:tc>
           <w:tcPr>
-            <w:tcW w:w="2880" w:type="dxa"/>
+            <w:tcW w:w="1984" w:type="dxa"/>
           </w:tcPr>
           <w:p>
             <w:r>
@@ -891,7 +894,7 @@
         </w:tc>
         <w:tc>
           <w:tcPr>
-            <w:tcW w:w="2880" w:type="dxa"/>
+            <w:tcW w:w="3991" w:type="dxa"/>
           </w:tcPr>
           <w:p>
             <w:pPr>
@@ -1346,13 +1349,25 @@
               </w:rPr>
               <w:t>)</w:t>
             </w:r>
+          </w:p>
+        </w:tc>
+        <w:tc>
+          <w:tcPr>
+            <w:tcW w:w="236" w:type="dxa"/>
+          </w:tcPr>
+          <w:p>
+            <w:pPr>
+              <w:rPr>
+                <w:i/>
+              </w:rPr>
+            </w:pPr>
           </w:p>
         </w:tc>
       </w:tr>
       <w:tr>
         <w:tc>
           <w:tcPr>
-            <w:tcW w:w="2880" w:type="dxa"/>
+            <w:tcW w:w="2660" w:type="dxa"/>
           </w:tcPr>
           <w:p>
             <w:pPr>
@@ -1374,7 +1389,7 @@
         </w:tc>
         <w:tc>
           <w:tcPr>
-            <w:tcW w:w="2880" w:type="dxa"/>
+            <w:tcW w:w="1984" w:type="dxa"/>
           </w:tcPr>
           <w:p>
             <w:pPr>
@@ -1392,7 +1407,7 @@
         </w:tc>
         <w:tc>
           <w:tcPr>
-            <w:tcW w:w="2880" w:type="dxa"/>
+            <w:tcW w:w="3991" w:type="dxa"/>
           </w:tcPr>
           <w:p>
             <w:pPr>
@@ -1405,6 +1420,13 @@
                 <w:i/>
                 <w:lang w:val="ru-RU"/>
               </w:rPr>
+              <w:t>…\</w:t>
+            </w:r>
+            <w:r>
+              <w:rPr>
+                <w:i/>
+                <w:lang w:val="ru-RU"/>
+              </w:rPr>
               <w:t>Справочники.</w:t>
             </w:r>
             <w:r>
@@ -1418,22 +1440,28 @@
                 <w:i/>
                 <w:lang w:val="ru-RU"/>
               </w:rPr>
-              <w:t xml:space="preserve"> </w:t>
+              <w:t xml:space="preserve"> (необходим абсолютный путь)</w:t>
             </w:r>
-            <w:r>
+          </w:p>
+        </w:tc>
+        <w:tc>
+          <w:tcPr>
+            <w:tcW w:w="236" w:type="dxa"/>
+          </w:tcPr>
+          <w:p>
+            <w:pPr>
               <w:rPr>
                 <w:i/>
                 <w:lang w:val="ru-RU"/>
               </w:rPr>
-              <w:t>(необходим абсолютный путь)</w:t>
-            </w:r>
+            </w:pPr>
           </w:p>
         </w:tc>
       </w:tr>
       <w:tr>
         <w:tc>
           <w:tcPr>
-            <w:tcW w:w="2880" w:type="dxa"/>
+            <w:tcW w:w="2660" w:type="dxa"/>
           </w:tcPr>
           <w:p>
             <w:proofErr w:type="spellStart"/>
@@ -1448,7 +1476,7 @@
         </w:tc>
         <w:tc>
           <w:tcPr>
-            <w:tcW w:w="2880" w:type="dxa"/>
+            <w:tcW w:w="1984" w:type="dxa"/>
           </w:tcPr>
           <w:p>
             <w:pPr>
@@ -1469,7 +1497,7 @@
         </w:tc>
         <w:tc>
           <w:tcPr>
-            <w:tcW w:w="2880" w:type="dxa"/>
+            <w:tcW w:w="3991" w:type="dxa"/>
           </w:tcPr>
           <w:p>
             <w:pPr>
@@ -1554,13 +1582,25 @@
               </w:rPr>
               <w:t>html</w:t>
             </w:r>
+          </w:p>
+        </w:tc>
+        <w:tc>
+          <w:tcPr>
+            <w:tcW w:w="236" w:type="dxa"/>
+          </w:tcPr>
+          <w:p>
+            <w:pPr>
+              <w:rPr>
+                <w:i/>
+              </w:rPr>
+            </w:pPr>
           </w:p>
         </w:tc>
       </w:tr>
       <w:tr>
         <w:tc>
           <w:tcPr>
-            <w:tcW w:w="2880" w:type="dxa"/>
+            <w:tcW w:w="2660" w:type="dxa"/>
           </w:tcPr>
           <w:p>
             <w:proofErr w:type="spellStart"/>
@@ -1575,7 +1615,7 @@
         </w:tc>
         <w:tc>
           <w:tcPr>
-            <w:tcW w:w="2880" w:type="dxa"/>
+            <w:tcW w:w="1984" w:type="dxa"/>
           </w:tcPr>
           <w:p>
             <w:pPr>
@@ -1593,7 +1633,7 @@
         </w:tc>
         <w:tc>
           <w:tcPr>
-            <w:tcW w:w="2880" w:type="dxa"/>
+            <w:tcW w:w="3991" w:type="dxa"/>
           </w:tcPr>
           <w:p>
             <w:pPr>
@@ -1605,13 +1645,7 @@
               <w:rPr>
                 <w:lang w:val="ru-RU"/>
               </w:rPr>
-              <w:t>Ошибки</w:t>
-            </w:r>
-            <w:r>
-              <w:rPr>
-                <w:lang w:val="ru-RU"/>
-              </w:rPr>
-              <w:t xml:space="preserve"> </w:t>
+              <w:t xml:space="preserve">Ошибки </w:t>
             </w:r>
             <w:r>
               <w:rPr>
@@ -1647,13 +1681,25 @@
               </w:rPr>
               <w:t>)</w:t>
             </w:r>
+          </w:p>
+        </w:tc>
+        <w:tc>
+          <w:tcPr>
+            <w:tcW w:w="236" w:type="dxa"/>
+          </w:tcPr>
+          <w:p>
+            <w:pPr>
+              <w:rPr>
+                <w:lang w:val="ru-RU"/>
+              </w:rPr>
+            </w:pPr>
           </w:p>
         </w:tc>
       </w:tr>
       <w:tr>
         <w:tc>
           <w:tcPr>
-            <w:tcW w:w="2880" w:type="dxa"/>
+            <w:tcW w:w="2660" w:type="dxa"/>
           </w:tcPr>
           <w:p>
             <w:proofErr w:type="spellStart"/>
@@ -1668,7 +1714,7 @@
         </w:tc>
         <w:tc>
           <w:tcPr>
-            <w:tcW w:w="2880" w:type="dxa"/>
+            <w:tcW w:w="1984" w:type="dxa"/>
           </w:tcPr>
           <w:p>
             <w:pPr>
@@ -1686,7 +1732,7 @@
         </w:tc>
         <w:tc>
           <w:tcPr>
-            <w:tcW w:w="2880" w:type="dxa"/>
+            <w:tcW w:w="3991" w:type="dxa"/>
           </w:tcPr>
           <w:p>
             <w:pPr>
@@ -1699,6 +1745,13 @@
                 <w:i/>
                 <w:lang w:val="ru-RU"/>
               </w:rPr>
+              <w:t>…\</w:t>
+            </w:r>
+            <w:r>
+              <w:rPr>
+                <w:i/>
+                <w:lang w:val="ru-RU"/>
+              </w:rPr>
               <w:t>Результат.</w:t>
             </w:r>
             <w:r>
@@ -1714,6 +1767,182 @@
               </w:rPr>
               <w:t xml:space="preserve"> (необходим абсолютный путь)</w:t>
             </w:r>
+          </w:p>
+        </w:tc>
+        <w:tc>
+          <w:tcPr>
+            <w:tcW w:w="236" w:type="dxa"/>
+          </w:tcPr>
+          <w:p>
+            <w:pPr>
+              <w:rPr>
+                <w:i/>
+                <w:lang w:val="ru-RU"/>
+              </w:rPr>
+            </w:pPr>
+          </w:p>
+        </w:tc>
+      </w:tr>
+      <w:tr>
+        <w:tc>
+          <w:tcPr>
+            <w:tcW w:w="2660" w:type="dxa"/>
+          </w:tcPr>
+          <w:p>
+            <w:pPr>
+              <w:rPr>
+                <w:b/>
+              </w:rPr>
+            </w:pPr>
+            <w:proofErr w:type="spellStart"/>
+            <w:r>
+              <w:rPr>
+                <w:b/>
+              </w:rPr>
+              <w:t>downloadsChromePath</w:t>
+            </w:r>
+            <w:proofErr w:type="spellEnd"/>
+          </w:p>
+        </w:tc>
+        <w:tc>
+          <w:tcPr>
+            <w:tcW w:w="1984" w:type="dxa"/>
+          </w:tcPr>
+          <w:p>
+            <w:pPr>
+              <w:rPr>
+                <w:lang w:val="ru-RU"/>
+              </w:rPr>
+            </w:pPr>
+            <w:r>
+              <w:rPr>
+                <w:lang w:val="ru-RU"/>
+              </w:rPr>
+              <w:t>Путь сохранения загрузок браузера</w:t>
+            </w:r>
+          </w:p>
+        </w:tc>
+        <w:tc>
+          <w:tcPr>
+            <w:tcW w:w="3991" w:type="dxa"/>
+          </w:tcPr>
+          <w:p>
+            <w:pPr>
+              <w:rPr>
+                <w:bCs/>
+                <w:lang w:val="ru-RU"/>
+              </w:rPr>
+            </w:pPr>
+            <w:r>
+              <w:rPr>
+                <w:bCs/>
+                <w:i/>
+              </w:rPr>
+              <w:t>C</w:t>
+            </w:r>
+            <w:r>
+              <w:rPr>
+                <w:bCs/>
+                <w:i/>
+                <w:lang w:val="ru-RU"/>
+              </w:rPr>
+              <w:t>:\</w:t>
+            </w:r>
+            <w:r>
+              <w:rPr>
+                <w:bCs/>
+                <w:i/>
+              </w:rPr>
+              <w:t>RPA</w:t>
+            </w:r>
+            <w:r>
+              <w:rPr>
+                <w:bCs/>
+                <w:i/>
+                <w:lang w:val="ru-RU"/>
+              </w:rPr>
+              <w:t>_</w:t>
+            </w:r>
+            <w:r>
+              <w:rPr>
+                <w:bCs/>
+                <w:i/>
+              </w:rPr>
+              <w:t>Downloads</w:t>
+            </w:r>
+            <w:r>
+              <w:rPr>
+                <w:bCs/>
+                <w:i/>
+                <w:lang w:val="ru-RU"/>
+              </w:rPr>
+              <w:t xml:space="preserve"> (</w:t>
+            </w:r>
+            <w:r>
+              <w:rPr>
+                <w:bCs/>
+                <w:i/>
+                <w:lang w:val="ru-RU"/>
+              </w:rPr>
+              <w:t xml:space="preserve">изменить можно в </w:t>
+            </w:r>
+            <w:proofErr w:type="spellStart"/>
+            <w:proofErr w:type="gramStart"/>
+            <w:r>
+              <w:rPr>
+                <w:bCs/>
+                <w:i/>
+                <w:lang w:val="ru-RU"/>
+              </w:rPr>
+              <w:t>конфиг</w:t>
+            </w:r>
+            <w:r>
+              <w:rPr>
+                <w:bCs/>
+                <w:i/>
+                <w:lang w:val="ru-RU"/>
+              </w:rPr>
+              <w:t>.</w:t>
+            </w:r>
+            <w:r>
+              <w:rPr>
+                <w:bCs/>
+                <w:i/>
+                <w:lang w:val="ru-RU"/>
+              </w:rPr>
+              <w:t>файле</w:t>
+            </w:r>
+            <w:proofErr w:type="spellEnd"/>
+            <w:proofErr w:type="gramEnd"/>
+            <w:r>
+              <w:rPr>
+                <w:bCs/>
+                <w:i/>
+                <w:lang w:val="ru-RU"/>
+              </w:rPr>
+              <w:t>)</w:t>
+            </w:r>
+          </w:p>
+          <w:p>
+            <w:pPr>
+              <w:rPr>
+                <w:i/>
+                <w:lang w:val="ru-RU"/>
+              </w:rPr>
+            </w:pPr>
+          </w:p>
+        </w:tc>
+        <w:tc>
+          <w:tcPr>
+            <w:tcW w:w="236" w:type="dxa"/>
+          </w:tcPr>
+          <w:p>
+            <w:pPr>
+              <w:rPr>
+                <w:bCs/>
+                <w:i/>
+              </w:rPr>
+            </w:pPr>
           </w:p>
         </w:tc>
       </w:tr>

--- a/Инструкция пользователя и документация Primo RPA.docx
+++ b/Инструкция пользователя и документация Primo RPA.docx
@@ -250,9 +250,139 @@
     </w:p>
     <w:p>
       <w:pPr>
+        <w:pStyle w:val="a0"/>
+        <w:rPr>
+          <w:lang w:val="ru-RU"/>
+        </w:rPr>
+      </w:pPr>
+      <w:r>
+        <w:rPr>
+          <w:b/>
+          <w:lang w:val="ru-RU"/>
+        </w:rPr>
+        <w:t>Гибкость</w:t>
+      </w:r>
+      <w:r>
+        <w:rPr>
+          <w:b/>
+          <w:lang w:val="ru-RU"/>
+        </w:rPr>
+        <w:t>:</w:t>
+      </w:r>
+      <w:r>
+        <w:rPr>
+          <w:lang w:val="ru-RU"/>
+        </w:rPr>
+        <w:t xml:space="preserve"> </w:t>
+      </w:r>
+      <w:r>
+        <w:rPr>
+          <w:lang w:val="ru-RU"/>
+        </w:rPr>
+        <w:t>лояльная обработка названий так</w:t>
+      </w:r>
+      <w:r>
+        <w:rPr>
+          <w:lang w:val="ru-RU"/>
+        </w:rPr>
+        <w:t>,</w:t>
+      </w:r>
+      <w:r>
+        <w:rPr>
+          <w:lang w:val="ru-RU"/>
+        </w:rPr>
+        <w:t xml:space="preserve"> чтобы мелкие ошибки и отступы не влияли на работу проекта (например</w:t>
+      </w:r>
+      <w:r>
+        <w:rPr>
+          <w:lang w:val="ru-RU"/>
+        </w:rPr>
+        <w:t>,</w:t>
+      </w:r>
+      <w:r>
+        <w:rPr>
+          <w:lang w:val="ru-RU"/>
+        </w:rPr>
+        <w:t xml:space="preserve"> </w:t>
+      </w:r>
+      <w:r>
+        <w:rPr>
+          <w:lang w:val="ru-RU"/>
+        </w:rPr>
+        <w:t>“</w:t>
+      </w:r>
+      <w:r>
+        <w:rPr>
+          <w:lang w:val="ru-RU"/>
+        </w:rPr>
+        <w:t>е</w:t>
+      </w:r>
+      <w:r>
+        <w:rPr>
+          <w:lang w:val="ru-RU"/>
+        </w:rPr>
+        <w:t xml:space="preserve">” </w:t>
+      </w:r>
+      <w:r>
+        <w:rPr>
+          <w:lang w:val="ru-RU"/>
+        </w:rPr>
+        <w:t xml:space="preserve">и </w:t>
+      </w:r>
+      <w:r>
+        <w:rPr>
+          <w:lang w:val="ru-RU"/>
+        </w:rPr>
+        <w:t>“</w:t>
+      </w:r>
+      <w:r>
+        <w:rPr>
+          <w:lang w:val="ru-RU"/>
+        </w:rPr>
+        <w:t>ё</w:t>
+      </w:r>
+      <w:r>
+        <w:rPr>
+          <w:lang w:val="ru-RU"/>
+        </w:rPr>
+        <w:t xml:space="preserve">”, </w:t>
+      </w:r>
+      <w:r>
+        <w:rPr>
+          <w:lang w:val="ru-RU"/>
+        </w:rPr>
+        <w:t>пробелы и табуляция</w:t>
+      </w:r>
+      <w:r>
+        <w:rPr>
+          <w:lang w:val="ru-RU"/>
+        </w:rPr>
+        <w:t>,</w:t>
+      </w:r>
+      <w:r>
+        <w:rPr>
+          <w:lang w:val="ru-RU"/>
+        </w:rPr>
+        <w:t xml:space="preserve"> регистр)</w:t>
+      </w:r>
+      <w:r>
+        <w:rPr>
+          <w:lang w:val="ru-RU"/>
+        </w:rPr>
+        <w:t>.</w:t>
+      </w:r>
+    </w:p>
+    <w:p>
+      <w:pPr>
         <w:pStyle w:val="21"/>
+        <w:rPr>
+          <w:lang w:val="ru-RU"/>
+        </w:rPr>
       </w:pPr>
       <w:r>
+        <w:rPr>
+          <w:lang w:val="ru-RU"/>
+        </w:rPr>
         <w:t>2. Системные требования и предварительная подготовка</w:t>
       </w:r>
     </w:p>
@@ -771,7 +901,14 @@
               <w:rPr>
                 <w:lang w:val="ru-RU"/>
               </w:rPr>
-              <w:t>Путь к общей корневой папке с каталогами шахт</w:t>
+              <w:t xml:space="preserve">Путь к общей корневой папке с </w:t>
+            </w:r>
+            <w:r>
+              <w:rPr>
+                <w:lang w:val="ru-RU"/>
+              </w:rPr>
+              <w:lastRenderedPageBreak/>
+              <w:t>каталогами шахт</w:t>
             </w:r>
           </w:p>
         </w:tc>
@@ -790,6 +927,7 @@
                 <w:i/>
                 <w:lang w:val="ru-RU"/>
               </w:rPr>
+              <w:lastRenderedPageBreak/>
               <w:t>…</w:t>
             </w:r>
             <w:r>
@@ -840,7 +978,6 @@
                 <w:b/>
                 <w:bCs/>
               </w:rPr>
-              <w:lastRenderedPageBreak/>
               <w:t>preferencesPath</w:t>
             </w:r>
             <w:proofErr w:type="spellEnd"/>
@@ -1359,6 +1496,7 @@
             <w:pPr>
               <w:rPr>
                 <w:i/>
+                <w:lang w:val="ru-RU"/>
               </w:rPr>
             </w:pPr>
           </w:p>
@@ -1592,6 +1730,7 @@
             <w:pPr>
               <w:rPr>
                 <w:i/>
+                <w:lang w:val="ru-RU"/>
               </w:rPr>
             </w:pPr>
           </w:p>
@@ -1941,6 +2080,7 @@
               <w:rPr>
                 <w:bCs/>
                 <w:i/>
+                <w:lang w:val="ru-RU"/>
               </w:rPr>
             </w:pPr>
           </w:p>
@@ -2000,7 +2140,25 @@
         <w:rPr>
           <w:lang w:val="ru-RU"/>
         </w:rPr>
-        <w:t>-выписок робот принудительно перенаправляет каталог скачивания браузера на путь:</w:t>
+        <w:t>-выписок робот принудительно перенаправляет каталог скачивания браузера на путь</w:t>
+      </w:r>
+      <w:r>
+        <w:rPr>
+          <w:lang w:val="ru-RU"/>
+        </w:rPr>
+        <w:t>,</w:t>
+      </w:r>
+      <w:r>
+        <w:rPr>
+          <w:lang w:val="ru-RU"/>
+        </w:rPr>
+        <w:t xml:space="preserve"> например</w:t>
+      </w:r>
+      <w:r>
+        <w:rPr>
+          <w:lang w:val="ru-RU"/>
+        </w:rPr>
+        <w:t>:</w:t>
       </w:r>
     </w:p>
     <w:p>
